--- a/templates/inspection-report.docx
+++ b/templates/inspection-report.docx
@@ -366,11 +366,19 @@
         <w:t>№23.КК.08.003.Л.000016.02.25 от 13.02.2025 г.</w:t>
       </w:r>
     </w:p>
+    <w:p>
+      <w:pPr>
+        <w:spacing w:before="0" w:after="0" w:line="604" w:lineRule="exact"/>
+        <w:rPr>
+          <w:sz w:val="2"/>
+        </w:rPr>
+      </w:pPr>
+    </w:p>
     <w:tbl>
       <w:tblPr>
         <w:tblStyle w:val="a6"/>
-        <w:tblpPr w:leftFromText="180" w:rightFromText="180" w:vertAnchor="text" w:horzAnchor="page" w:tblpX="940" w:tblpY="604"/>
         <w:tblW w:w="10348" w:type="dxa"/>
+        <w:tblInd w:w="90" w:type="dxa"/>
         <w:tblLook w:val="04A0" w:firstRow="1" w:lastRow="0" w:firstColumn="1" w:lastColumn="0" w:noHBand="0" w:noVBand="1"/>
       </w:tblPr>
       <w:tblGrid>
@@ -383,6 +391,7 @@
       <w:tr>
         <w:trPr>
           <w:trHeight w:val="289"/>
+          <w:tblHeader/>
         </w:trPr>
         <w:tc>
           <w:tcPr>
@@ -513,6 +522,7 @@
       <w:tr>
         <w:trPr>
           <w:trHeight w:val="541"/>
+          <w:cantSplit/>
         </w:trPr>
         <w:tc>
           <w:tcPr>
@@ -629,26 +639,6 @@
       </w:pPr>
       <w:r>
         <w:rPr>
-          <w:rFonts w:ascii="Trebuchet MS" w:hAnsi="Trebuchet MS"/>
-          <w:b/>
-          <w:color w:val="777777"/>
-          <w:w w:val="105"/>
-          <w:sz w:val="21"/>
-        </w:rPr>
-        <w:br/>
-      </w:r>
-      <w:r>
-        <w:rPr>
-          <w:rFonts w:ascii="Times New Roman" w:hAnsi="Times New Roman" w:cs="Times New Roman"/>
-          <w:b/>
-          <w:w w:val="105"/>
-          <w:sz w:val="24"/>
-          <w:szCs w:val="24"/>
-        </w:rPr>
-        <w:br/>
-      </w:r>
-      <w:r>
-        <w:rPr>
           <w:rFonts w:ascii="Times New Roman" w:hAnsi="Times New Roman" w:cs="Times New Roman"/>
           <w:b/>
           <w:w w:val="105"/>
@@ -2278,6 +2268,8 @@
     </w:p>
     <w:p>
       <w:pPr>
+        <w:keepNext/>
+        <w:keepLines/>
         <w:tabs>
           <w:tab w:val="left" w:pos="5252"/>
         </w:tabs>
@@ -2333,6 +2325,8 @@
     </w:p>
     <w:p>
       <w:pPr>
+        <w:keepNext/>
+        <w:keepLines/>
         <w:tabs>
           <w:tab w:val="left" w:pos="2334"/>
           <w:tab w:val="left" w:pos="4007"/>
@@ -2436,6 +2430,8 @@
     <w:p>
       <w:pPr>
         <w:pStyle w:val="a3"/>
+        <w:keepNext/>
+        <w:keepLines/>
         <w:spacing w:before="94"/>
         <w:rPr>
           <w:rFonts w:ascii="Times New Roman" w:hAnsi="Times New Roman" w:cs="Times New Roman"/>
@@ -2489,6 +2485,7 @@
     </w:p>
     <w:p>
       <w:pPr>
+        <w:keepLines/>
         <w:tabs>
           <w:tab w:val="left" w:pos="5252"/>
         </w:tabs>
@@ -2554,9 +2551,10 @@
     </w:p>
     <w:sectPr>
       <w:headerReference w:type="default" r:id="rId9"/>
+      <w:footerReference w:type="default" r:id="rIdPageNum"/>
       <w:type w:val="continuous"/>
       <w:pgSz w:w="11910" w:h="16840"/>
-      <w:pgMar w:top="460" w:right="708" w:bottom="280" w:left="850" w:header="283" w:footer="283" w:gutter="0"/>
+      <w:pgMar w:top="460" w:right="708" w:bottom="280" w:left="850" w:header="283" w:footer="567" w:gutter="0"/>
       <w:cols w:space="720"/>
       <w:docGrid w:linePitch="299"/>
     </w:sectPr>
@@ -2581,6 +2579,125 @@
     </w:p>
   </w:endnote>
 </w:endnotes>
+</file>
+
+<file path=word/footer1.xml><?xml version="1.0" encoding="utf-8"?>
+<w:ftr xmlns:w="http://schemas.openxmlformats.org/wordprocessingml/2006/main" xmlns:r="http://schemas.openxmlformats.org/officeDocument/2006/relationships">
+  <w:p>
+    <w:pPr>
+      <w:jc w:val="right"/>
+      <w:spacing w:before="0" w:after="0" w:line="240" w:lineRule="auto"/>
+    </w:pPr>
+    <w:r>
+      <w:rPr>
+        <w:rFonts w:ascii="Times New Roman" w:hAnsi="Times New Roman" w:cs="Times New Roman"/>
+        <w:color w:val="595959"/>
+        <w:sz w:val="18"/>
+        <w:szCs w:val="18"/>
+      </w:rPr>
+      <w:t xml:space="preserve">Страница </w:t>
+    </w:r>
+    <w:r>
+      <w:rPr>
+        <w:rFonts w:ascii="Times New Roman" w:hAnsi="Times New Roman" w:cs="Times New Roman"/>
+        <w:color w:val="595959"/>
+        <w:sz w:val="18"/>
+        <w:szCs w:val="18"/>
+      </w:rPr>
+      <w:fldChar w:fldCharType="begin"/>
+    </w:r>
+    <w:r>
+      <w:rPr>
+        <w:rFonts w:ascii="Times New Roman" w:hAnsi="Times New Roman" w:cs="Times New Roman"/>
+        <w:color w:val="595959"/>
+        <w:sz w:val="18"/>
+        <w:szCs w:val="18"/>
+      </w:rPr>
+      <w:instrText xml:space="preserve"> PAGE </w:instrText>
+    </w:r>
+    <w:r>
+      <w:rPr>
+        <w:rFonts w:ascii="Times New Roman" w:hAnsi="Times New Roman" w:cs="Times New Roman"/>
+        <w:color w:val="595959"/>
+        <w:sz w:val="18"/>
+        <w:szCs w:val="18"/>
+      </w:rPr>
+      <w:fldChar w:fldCharType="separate"/>
+    </w:r>
+    <w:r>
+      <w:rPr>
+        <w:rFonts w:ascii="Times New Roman" w:hAnsi="Times New Roman" w:cs="Times New Roman"/>
+        <w:color w:val="595959"/>
+        <w:sz w:val="18"/>
+        <w:szCs w:val="18"/>
+      </w:rPr>
+      <w:t>1</w:t>
+    </w:r>
+    <w:r>
+      <w:rPr>
+        <w:rFonts w:ascii="Times New Roman" w:hAnsi="Times New Roman" w:cs="Times New Roman"/>
+        <w:color w:val="595959"/>
+        <w:sz w:val="18"/>
+        <w:szCs w:val="18"/>
+      </w:rPr>
+      <w:fldChar w:fldCharType="end"/>
+    </w:r>
+    <w:r>
+      <w:rPr>
+        <w:rFonts w:ascii="Times New Roman" w:hAnsi="Times New Roman" w:cs="Times New Roman"/>
+        <w:color w:val="595959"/>
+        <w:sz w:val="18"/>
+        <w:szCs w:val="18"/>
+      </w:rPr>
+      <w:t xml:space="preserve"> из </w:t>
+    </w:r>
+    <w:r>
+      <w:rPr>
+        <w:rFonts w:ascii="Times New Roman" w:hAnsi="Times New Roman" w:cs="Times New Roman"/>
+        <w:color w:val="595959"/>
+        <w:sz w:val="18"/>
+        <w:szCs w:val="18"/>
+      </w:rPr>
+      <w:fldChar w:fldCharType="begin"/>
+    </w:r>
+    <w:r>
+      <w:rPr>
+        <w:rFonts w:ascii="Times New Roman" w:hAnsi="Times New Roman" w:cs="Times New Roman"/>
+        <w:color w:val="595959"/>
+        <w:sz w:val="18"/>
+        <w:szCs w:val="18"/>
+      </w:rPr>
+      <w:instrText xml:space="preserve"> NUMPAGES </w:instrText>
+    </w:r>
+    <w:r>
+      <w:rPr>
+        <w:rFonts w:ascii="Times New Roman" w:hAnsi="Times New Roman" w:cs="Times New Roman"/>
+        <w:color w:val="595959"/>
+        <w:sz w:val="18"/>
+        <w:szCs w:val="18"/>
+      </w:rPr>
+      <w:fldChar w:fldCharType="separate"/>
+    </w:r>
+    <w:r>
+      <w:rPr>
+        <w:rFonts w:ascii="Times New Roman" w:hAnsi="Times New Roman" w:cs="Times New Roman"/>
+        <w:color w:val="595959"/>
+        <w:sz w:val="18"/>
+        <w:szCs w:val="18"/>
+      </w:rPr>
+      <w:t>1</w:t>
+    </w:r>
+    <w:r>
+      <w:rPr>
+        <w:rFonts w:ascii="Times New Roman" w:hAnsi="Times New Roman" w:cs="Times New Roman"/>
+        <w:color w:val="595959"/>
+        <w:sz w:val="18"/>
+        <w:szCs w:val="18"/>
+      </w:rPr>
+      <w:fldChar w:fldCharType="end"/>
+    </w:r>
+  </w:p>
+</w:ftr>
 </file>
 
 <file path=word/footnotes.xml><?xml version="1.0" encoding="utf-8"?>

--- a/templates/inspection-report.docx
+++ b/templates/inspection-report.docx
@@ -382,11 +382,11 @@
         <w:tblLook w:val="04A0" w:firstRow="1" w:lastRow="0" w:firstColumn="1" w:lastColumn="0" w:noHBand="0" w:noVBand="1"/>
       </w:tblPr>
       <w:tblGrid>
-        <w:gridCol w:w="534"/>
-        <w:gridCol w:w="2835"/>
-        <w:gridCol w:w="3385"/>
-        <w:gridCol w:w="1576"/>
-        <w:gridCol w:w="2018"/>
+        <w:gridCol w:w="480"/>
+        <w:gridCol w:w="2700"/>
+        <w:gridCol w:w="3300"/>
+        <w:gridCol w:w="1420"/>
+        <w:gridCol w:w="2448"/>
       </w:tblGrid>
       <w:tr>
         <w:trPr>
@@ -395,7 +395,7 @@
         </w:trPr>
         <w:tc>
           <w:tcPr>
-            <w:tcW w:w="534" w:type="dxa"/>
+            <w:tcW w:w="480" w:type="dxa"/>
           </w:tcPr>
           <w:p>
             <w:pPr>
@@ -420,7 +420,7 @@
         </w:tc>
         <w:tc>
           <w:tcPr>
-            <w:tcW w:w="2835" w:type="dxa"/>
+            <w:tcW w:w="2700" w:type="dxa"/>
           </w:tcPr>
           <w:p>
             <w:pPr>
@@ -445,7 +445,7 @@
         </w:tc>
         <w:tc>
           <w:tcPr>
-            <w:tcW w:w="3385" w:type="dxa"/>
+            <w:tcW w:w="3300" w:type="dxa"/>
           </w:tcPr>
           <w:p>
             <w:pPr>
@@ -470,7 +470,7 @@
         </w:tc>
         <w:tc>
           <w:tcPr>
-            <w:tcW w:w="1576" w:type="dxa"/>
+            <w:tcW w:w="1420" w:type="dxa"/>
           </w:tcPr>
           <w:p>
             <w:pPr>
@@ -495,7 +495,7 @@
         </w:tc>
         <w:tc>
           <w:tcPr>
-            <w:tcW w:w="2018" w:type="dxa"/>
+            <w:tcW w:w="2448" w:type="dxa"/>
           </w:tcPr>
           <w:p>
             <w:pPr>
@@ -526,7 +526,7 @@
         </w:trPr>
         <w:tc>
           <w:tcPr>
-            <w:tcW w:w="534" w:type="dxa"/>
+            <w:tcW w:w="480" w:type="dxa"/>
           </w:tcPr>
           <w:p>
             <w:pPr>
@@ -545,7 +545,7 @@
         </w:tc>
         <w:tc>
           <w:tcPr>
-            <w:tcW w:w="2835" w:type="dxa"/>
+            <w:tcW w:w="2700" w:type="dxa"/>
           </w:tcPr>
           <w:p>
             <w:pPr>
@@ -564,7 +564,7 @@
         </w:tc>
         <w:tc>
           <w:tcPr>
-            <w:tcW w:w="3385" w:type="dxa"/>
+            <w:tcW w:w="3300" w:type="dxa"/>
           </w:tcPr>
           <w:p>
             <w:pPr>
@@ -583,7 +583,7 @@
         </w:tc>
         <w:tc>
           <w:tcPr>
-            <w:tcW w:w="1576" w:type="dxa"/>
+            <w:tcW w:w="1420" w:type="dxa"/>
           </w:tcPr>
           <w:p>
             <w:pPr>
@@ -602,7 +602,7 @@
         </w:tc>
         <w:tc>
           <w:tcPr>
-            <w:tcW w:w="2018" w:type="dxa"/>
+            <w:tcW w:w="2448" w:type="dxa"/>
           </w:tcPr>
           <w:p>
             <w:pPr>
@@ -2268,64 +2268,6 @@
     </w:p>
     <w:p>
       <w:pPr>
-        <w:keepNext/>
-        <w:keepLines/>
-        <w:tabs>
-          <w:tab w:val="left" w:pos="5252"/>
-        </w:tabs>
-        <w:rPr>
-          <w:rFonts w:ascii="Times New Roman" w:hAnsi="Times New Roman" w:cs="Times New Roman"/>
-          <w:b/>
-          <w:sz w:val="24"/>
-          <w:szCs w:val="24"/>
-        </w:rPr>
-      </w:pPr>
-      <w:r>
-        <w:rPr>
-          <w:rFonts w:ascii="Times New Roman" w:hAnsi="Times New Roman" w:cs="Times New Roman"/>
-          <w:b/>
-          <w:spacing w:val="-2"/>
-          <w:w w:val="110"/>
-          <w:sz w:val="24"/>
-          <w:szCs w:val="24"/>
-        </w:rPr>
-        <w:br/>
-      </w:r>
-      <w:r>
-        <w:rPr>
-          <w:rFonts w:ascii="Times New Roman" w:hAnsi="Times New Roman" w:cs="Times New Roman"/>
-          <w:b/>
-          <w:spacing w:val="-2"/>
-          <w:w w:val="110"/>
-          <w:sz w:val="24"/>
-          <w:szCs w:val="24"/>
-        </w:rPr>
-        <w:t>Исполнитель</w:t>
-      </w:r>
-      <w:r>
-        <w:rPr>
-          <w:rFonts w:ascii="Times New Roman" w:hAnsi="Times New Roman" w:cs="Times New Roman"/>
-          <w:b/>
-          <w:sz w:val="24"/>
-          <w:szCs w:val="24"/>
-        </w:rPr>
-        <w:tab/>
-      </w:r>
-      <w:r>
-        <w:rPr>
-          <w:rFonts w:ascii="Times New Roman" w:hAnsi="Times New Roman" w:cs="Times New Roman"/>
-          <w:b/>
-          <w:spacing w:val="-2"/>
-          <w:w w:val="110"/>
-          <w:sz w:val="24"/>
-          <w:szCs w:val="24"/>
-        </w:rPr>
-        <w:t>Заказчик</w:t>
-      </w:r>
-    </w:p>
-    <w:p>
-      <w:pPr>
-        <w:keepNext/>
         <w:keepLines/>
         <w:tabs>
           <w:tab w:val="left" w:pos="2334"/>
@@ -2336,10 +2278,61 @@
         </w:tabs>
         <w:rPr>
           <w:rFonts w:ascii="Times New Roman" w:hAnsi="Times New Roman" w:cs="Times New Roman"/>
+          <w:b/>
           <w:sz w:val="24"/>
           <w:szCs w:val="24"/>
         </w:rPr>
       </w:pPr>
+      <w:r>
+        <w:rPr>
+          <w:rFonts w:ascii="Times New Roman" w:hAnsi="Times New Roman" w:cs="Times New Roman"/>
+          <w:b/>
+          <w:spacing w:val="-2"/>
+          <w:w w:val="110"/>
+          <w:sz w:val="24"/>
+          <w:szCs w:val="24"/>
+        </w:rPr>
+        <w:br/>
+      </w:r>
+      <w:r>
+        <w:rPr>
+          <w:rFonts w:ascii="Times New Roman" w:hAnsi="Times New Roman" w:cs="Times New Roman"/>
+          <w:b/>
+          <w:spacing w:val="-2"/>
+          <w:w w:val="110"/>
+          <w:sz w:val="24"/>
+          <w:szCs w:val="24"/>
+        </w:rPr>
+        <w:t>Исполнитель</w:t>
+      </w:r>
+      <w:r>
+        <w:rPr>
+          <w:rFonts w:ascii="Times New Roman" w:hAnsi="Times New Roman" w:cs="Times New Roman"/>
+          <w:b/>
+          <w:sz w:val="24"/>
+          <w:szCs w:val="24"/>
+        </w:rPr>
+        <w:tab/>
+        <w:tab/>
+        <w:tab/>
+      </w:r>
+      <w:r>
+        <w:rPr>
+          <w:rFonts w:ascii="Times New Roman" w:hAnsi="Times New Roman" w:cs="Times New Roman"/>
+          <w:b/>
+          <w:spacing w:val="-2"/>
+          <w:w w:val="110"/>
+          <w:sz w:val="24"/>
+          <w:szCs w:val="24"/>
+        </w:rPr>
+        <w:t>Заказчик</w:t>
+      </w:r>
+      <w:r>
+        <w:rPr>
+          <w:sz w:val="24"/>
+        </w:rPr>
+        <w:br/>
+      </w:r>
       <w:r>
         <w:rPr>
           <w:rFonts w:ascii="Times New Roman" w:hAnsi="Times New Roman" w:cs="Times New Roman"/>
@@ -2426,19 +2419,12 @@
         </w:rPr>
         <w:t>/</w:t>
       </w:r>
-    </w:p>
-    <w:p>
-      <w:pPr>
-        <w:pStyle w:val="a3"/>
-        <w:keepNext/>
-        <w:keepLines/>
-        <w:spacing w:before="94"/>
-        <w:rPr>
-          <w:rFonts w:ascii="Times New Roman" w:hAnsi="Times New Roman" w:cs="Times New Roman"/>
-          <w:sz w:val="24"/>
-          <w:szCs w:val="24"/>
-        </w:rPr>
-      </w:pPr>
+      <w:r>
+        <w:rPr>
+          <w:sz w:val="24"/>
+        </w:rPr>
+        <w:br/>
+      </w:r>
       <w:r>
         <w:rPr>
           <w:rFonts w:ascii="Times New Roman" w:hAnsi="Times New Roman" w:cs="Times New Roman"/>
@@ -2462,18 +2448,16 @@
           <w:szCs w:val="24"/>
         </w:rPr>
         <w:tab/>
-        <w:t xml:space="preserve">                </w:t>
-      </w:r>
-      <w:proofErr w:type="gramStart"/>
-      <w:r>
-        <w:rPr>
-          <w:rFonts w:ascii="Times New Roman" w:hAnsi="Times New Roman" w:cs="Times New Roman"/>
-          <w:sz w:val="24"/>
-          <w:szCs w:val="24"/>
-        </w:rPr>
-        <w:t xml:space="preserve">   (</w:t>
-      </w:r>
-      <w:proofErr w:type="gramEnd"/>
+        <w:tab/>
+      </w:r>
+      <w:r>
+        <w:rPr>
+          <w:rFonts w:ascii="Times New Roman" w:hAnsi="Times New Roman" w:cs="Times New Roman"/>
+          <w:sz w:val="24"/>
+          <w:szCs w:val="24"/>
+        </w:rPr>
+        <w:t xml:space="preserve">    (</w:t>
+      </w:r>
       <w:r>
         <w:rPr>
           <w:rFonts w:ascii="Times New Roman" w:hAnsi="Times New Roman" w:cs="Times New Roman"/>
@@ -2482,21 +2466,12 @@
         </w:rPr>
         <w:t>Подпись/расшифровка подписи)</w:t>
       </w:r>
-    </w:p>
-    <w:p>
-      <w:pPr>
-        <w:keepLines/>
-        <w:tabs>
-          <w:tab w:val="left" w:pos="5252"/>
-        </w:tabs>
-        <w:ind w:left="150"/>
-        <w:rPr>
-          <w:rFonts w:ascii="Times New Roman" w:hAnsi="Times New Roman" w:cs="Times New Roman"/>
-          <w:sz w:val="24"/>
-          <w:szCs w:val="24"/>
-        </w:rPr>
-      </w:pPr>
-      <w:proofErr w:type="spellStart"/>
+      <w:r>
+        <w:rPr>
+          <w:sz w:val="24"/>
+        </w:rPr>
+        <w:br/>
+      </w:r>
       <w:r>
         <w:rPr>
           <w:rFonts w:ascii="Times New Roman" w:hAnsi="Times New Roman" w:cs="Times New Roman"/>
@@ -2505,9 +2480,8 @@
           <w:sz w:val="24"/>
           <w:szCs w:val="24"/>
         </w:rPr>
-        <w:t>м.п</w:t>
-      </w:r>
-      <w:proofErr w:type="spellEnd"/>
+        <w:t xml:space="preserve">  м.п</w:t>
+      </w:r>
       <w:r>
         <w:rPr>
           <w:rFonts w:ascii="Times New Roman" w:hAnsi="Times New Roman" w:cs="Times New Roman"/>
@@ -2525,8 +2499,9 @@
           <w:szCs w:val="24"/>
         </w:rPr>
         <w:tab/>
-      </w:r>
-      <w:proofErr w:type="spellStart"/>
+        <w:tab/>
+        <w:tab/>
+      </w:r>
       <w:r>
         <w:rPr>
           <w:rFonts w:ascii="Times New Roman" w:hAnsi="Times New Roman" w:cs="Times New Roman"/>
@@ -2537,7 +2512,6 @@
         </w:rPr>
         <w:t>м.п</w:t>
       </w:r>
-      <w:proofErr w:type="spellEnd"/>
       <w:r>
         <w:rPr>
           <w:rFonts w:ascii="Times New Roman" w:hAnsi="Times New Roman" w:cs="Times New Roman"/>
